--- a/files/HR_Role_JD.docx
+++ b/files/HR_Role_JD.docx
@@ -10,21 +10,12 @@
         <w:rPr>
           <w:color w:val="1F4E78"/>
         </w:rPr>
-        <w:t>Human Resources — HR Role JD</w:t>
+        <w:t>Job Description - Senior Manager, Group Internal Audit</w:t>
       </w:r>
     </w:p>
     <w:p>
       <w:r>
-        <w:rPr>
-          <w:i/>
-        </w:rPr>
-        <w:t>Document owner: Human Resources Office</w:t>
-      </w:r>
-      <w:r>
-        <w:rPr>
-          <w:i/>
-        </w:rPr>
-        <w:t xml:space="preserve">  ·  Version: FY2025-A  ·  Classification: Internal — Working</w:t>
+        <w:t>Position: Senior Manager, Group Internal Audit | Reports to: Chief Internal Auditor | Function: Internal Audit | Grade: M5 | Location: KL Sentral</w:t>
       </w:r>
     </w:p>
     <w:p>
@@ -32,17 +23,12 @@
         <w:pStyle w:val="Heading1"/>
       </w:pPr>
       <w:r>
-        <w:t>1. Executive Summary</w:t>
+        <w:t>1. Purpose of the role</w:t>
       </w:r>
     </w:p>
     <w:p>
       <w:r>
-        <w:t>This document is the working artefact for the hr role jd use case in the human resources domain. It is staged for a Microsoft 365 Copilot Cowork / Notebook demo and contains plausible (illustrative) figures, lists, and narratives — not real customer data. The numbers tie back to the companion spreadsheet of the same stem.</w:t>
-      </w:r>
-    </w:p>
-    <w:p>
-      <w:r>
-        <w:t>The intended demo flow: a human resources stakeholder asks Copilot to summarise, compare, draft, or distribute the contents of this file alongside related artefacts. Cowork fans the task out into 5 parallel sub-tasks (draft Word, draft email, schedule meeting, post Teams message, build action tracker). Notebook adds it as a source and answers grounded questions across all sources.</w:t>
+        <w:t>Lead end-to-end internal audit engagements across the Group, with primary coverage of Financial Services and Investment Holdings divisions, providing independent assurance to the Board Audit Committee on risk management, control adequacy, and governance.</w:t>
       </w:r>
     </w:p>
     <w:p>
@@ -50,17 +36,55 @@
         <w:pStyle w:val="Heading1"/>
       </w:pPr>
       <w:r>
-        <w:t>2. Scenario &amp; Background</w:t>
+        <w:t>2. Key responsibilities</w:t>
       </w:r>
     </w:p>
     <w:p>
+      <w:pPr>
+        <w:pStyle w:val="ListBullet"/>
+      </w:pPr>
       <w:r>
-        <w:t>The Group is mid-cycle on its FY2025 close and is rolling forward into FY2026 planning. The human resources portfolio has surfaced a mix of on-track lines and corrective items. This hr role jd captures the working position on those items so the Group office, the operating committee, and (where relevant) the regulator-facing officer can align on next steps.</w:t>
+        <w:t>Plan and execute 8-10 risk-based audit engagements per year across assigned coverage</w:t>
       </w:r>
     </w:p>
     <w:p>
+      <w:pPr>
+        <w:pStyle w:val="ListBullet"/>
+      </w:pPr>
       <w:r>
-        <w:t>The team has triangulated the working dataset against three peer benchmarks and against the regulator's published thresholds for the sector. Findings carried over from the prior cycle have been re-examined to test whether the original assumptions still hold under the FY2026 base case.</w:t>
+        <w:t>Lead an audit team of 3-4 auditors; coach and develop junior team members</w:t>
+      </w:r>
+    </w:p>
+    <w:p>
+      <w:pPr>
+        <w:pStyle w:val="ListBullet"/>
+      </w:pPr>
+      <w:r>
+        <w:t>Present findings and recommendations to senior management and the Audit Committee</w:t>
+      </w:r>
+    </w:p>
+    <w:p>
+      <w:pPr>
+        <w:pStyle w:val="ListBullet"/>
+      </w:pPr>
+      <w:r>
+        <w:t>Follow-up on management action plans; escalate overdue items per CAE protocol</w:t>
+      </w:r>
+    </w:p>
+    <w:p>
+      <w:pPr>
+        <w:pStyle w:val="ListBullet"/>
+      </w:pPr>
+      <w:r>
+        <w:t>Contribute to the annual risk-based audit plan and continuous risk monitoring</w:t>
+      </w:r>
+    </w:p>
+    <w:p>
+      <w:pPr>
+        <w:pStyle w:val="ListBullet"/>
+      </w:pPr>
+      <w:r>
+        <w:t>Maintain proficiency in BNM, SC, Bursa, and Sarbanes-Oxley equivalent regulations</w:t>
       </w:r>
     </w:p>
     <w:p>
@@ -68,59 +92,47 @@
         <w:pStyle w:val="Heading1"/>
       </w:pPr>
       <w:r>
-        <w:t>3. Detail &amp; Working</w:t>
+        <w:t>3. Required qualifications</w:t>
       </w:r>
     </w:p>
     <w:p>
       <w:pPr>
-        <w:pStyle w:val="Heading2"/>
+        <w:pStyle w:val="ListBullet"/>
       </w:pPr>
       <w:r>
-        <w:t>3.1 Position at end of period</w:t>
-      </w:r>
-    </w:p>
-    <w:p>
-      <w:r>
-        <w:t>The closing position by unit / segment is captured in the Performance Snapshot tab of the companion workbook. Headline metrics — Attrition %, TtH days, eNPS — are within the agreed corridors for Engineering, Sales, and Operations; outside the corridor for Finance and HR; and under recovery monitoring for Marketing.</w:t>
+        <w:t>Recognised degree in Accounting, Finance, or related discipline</w:t>
       </w:r>
     </w:p>
     <w:p>
       <w:pPr>
-        <w:pStyle w:val="Heading2"/>
+        <w:pStyle w:val="ListBullet"/>
       </w:pPr>
       <w:r>
-        <w:t>3.2 Key drivers</w:t>
-      </w:r>
-    </w:p>
-    <w:p>
-      <w:r>
-        <w:t>The driver bridge (see Bridge by Function tab) attributes the FY25 variance to a balanced mix of volume / mix, pricing and discount discipline, cost base reset, capex re-baseline, working capital, regulatory provisions, FX and hedging, and productivity / automation. Each driver carries an owner and a status (on-track / at-risk / behind / recovered / mitigated).</w:t>
+        <w:t>CIA, CISA, CA(M), CPA, ACCA or equivalent professional qualification</w:t>
       </w:r>
     </w:p>
     <w:p>
       <w:pPr>
-        <w:pStyle w:val="Heading2"/>
+        <w:pStyle w:val="ListBullet"/>
       </w:pPr>
       <w:r>
-        <w:t>3.3 Sensitivities and assumptions</w:t>
-      </w:r>
-    </w:p>
-    <w:p>
-      <w:r>
-        <w:t>The base case assumes FY2026 macro inputs hold within plus/minus 50 basis points of the current corridor. The upside and downside scenarios stress the headline metrics by plus/minus two corridors and re-test the recovery plan owners against the stressed position. Key sensitivities: rate path, FX MYR/USD, commodity benchmarks, regulator timing, and customer concentration.</w:t>
+        <w:t>Minimum 8 years total experience with at least 4 in Internal Audit or Big 4 Risk Advisory</w:t>
       </w:r>
     </w:p>
     <w:p>
       <w:pPr>
-        <w:pStyle w:val="Heading2"/>
+        <w:pStyle w:val="ListBullet"/>
       </w:pPr>
       <w:r>
-        <w:t>3.4 Open issues and unknowns</w:t>
+        <w:t>Demonstrated track record in Financial Services audit (Banking, Insurance, AMC)</w:t>
       </w:r>
     </w:p>
     <w:p>
+      <w:pPr>
+        <w:pStyle w:val="ListBullet"/>
+      </w:pPr>
       <w:r>
-        <w:t>The watchlist (see Hot-spot Watchlist tab) tracks 14 indicators flagged in the prior review. Eight are on-track, four are within five points of the threshold (watch), and two have breached and triggered the escalation protocol. Owners and remediation dates are recorded against each item.</w:t>
+        <w:t>IIA International Standards proficiency mandatory</w:t>
       </w:r>
     </w:p>
     <w:p>
@@ -128,7 +140,7 @@
         <w:pStyle w:val="Heading1"/>
       </w:pPr>
       <w:r>
-        <w:t>4. Recommended Actions</w:t>
+        <w:t>4. Preferred qualifications</w:t>
       </w:r>
     </w:p>
     <w:p>
@@ -136,7 +148,7 @@
         <w:pStyle w:val="ListBullet"/>
       </w:pPr>
       <w:r>
-        <w:t>Confirm the hr role jd narrative with the Human Resources CFO before the Board cut-off.</w:t>
+        <w:t>Data analytics tooling (ACL, IDEA, Power BI, Python)</w:t>
       </w:r>
     </w:p>
     <w:p>
@@ -144,7 +156,7 @@
         <w:pStyle w:val="ListBullet"/>
       </w:pPr>
       <w:r>
-        <w:t>Lock the assumption set for the recovery plan and circulate to the division MDs for sign-off.</w:t>
+        <w:t>IT general controls audit experience</w:t>
       </w:r>
     </w:p>
     <w:p>
@@ -152,7 +164,15 @@
         <w:pStyle w:val="ListBullet"/>
       </w:pPr>
       <w:r>
-        <w:t>Pre-brief the regulator-facing officer on the 30/60/90-day commitments.</w:t>
+        <w:t>Bahasa Malaysia proficiency for working with regulator and management interviews</w:t>
+      </w:r>
+    </w:p>
+    <w:p>
+      <w:pPr>
+        <w:pStyle w:val="Heading1"/>
+      </w:pPr>
+      <w:r>
+        <w:t>5. Behavioural competencies</w:t>
       </w:r>
     </w:p>
     <w:p>
@@ -160,7 +180,7 @@
         <w:pStyle w:val="ListBullet"/>
       </w:pPr>
       <w:r>
-        <w:t>Schedule the cross-functional review with risk, legal, IR, and procurement.</w:t>
+        <w:t>Stakeholder management - C-suite presence</w:t>
       </w:r>
     </w:p>
     <w:p>
@@ -168,7 +188,7 @@
         <w:pStyle w:val="ListBullet"/>
       </w:pPr>
       <w:r>
-        <w:t>Capture decisions in the Group decision log with named owners, due dates, and tracking links.</w:t>
+        <w:t>Critical thinking - challenges status quo respectfully</w:t>
       </w:r>
     </w:p>
     <w:p>
@@ -176,7 +196,15 @@
         <w:pStyle w:val="ListBullet"/>
       </w:pPr>
       <w:r>
-        <w:t>Stand up a 5-day Cowork sprint to publish the variance brief, lender holding lines, IR Q&amp;A pack, and ExCo update.</w:t>
+        <w:t>Drive for results - delivers within tight timelines</w:t>
+      </w:r>
+    </w:p>
+    <w:p>
+      <w:pPr>
+        <w:pStyle w:val="ListBullet"/>
+      </w:pPr>
+      <w:r>
+        <w:t>Integrity and independence - non-negotiable</w:t>
       </w:r>
     </w:p>
     <w:p>
@@ -184,84 +212,12 @@
         <w:pStyle w:val="Heading1"/>
       </w:pPr>
       <w:r>
-        <w:t>5. Appendix — Working dataset units</w:t>
-      </w:r>
-    </w:p>
-    <w:p>
-      <w:pPr>
-        <w:pStyle w:val="ListBullet"/>
-      </w:pPr>
-      <w:r>
-        <w:t>Engineering</w:t>
-      </w:r>
-    </w:p>
-    <w:p>
-      <w:pPr>
-        <w:pStyle w:val="ListBullet"/>
-      </w:pPr>
-      <w:r>
-        <w:t>Sales</w:t>
-      </w:r>
-    </w:p>
-    <w:p>
-      <w:pPr>
-        <w:pStyle w:val="ListBullet"/>
-      </w:pPr>
-      <w:r>
-        <w:t>Operations</w:t>
-      </w:r>
-    </w:p>
-    <w:p>
-      <w:pPr>
-        <w:pStyle w:val="ListBullet"/>
-      </w:pPr>
-      <w:r>
-        <w:t>Finance</w:t>
-      </w:r>
-    </w:p>
-    <w:p>
-      <w:pPr>
-        <w:pStyle w:val="ListBullet"/>
-      </w:pPr>
-      <w:r>
-        <w:t>HR</w:t>
-      </w:r>
-    </w:p>
-    <w:p>
-      <w:pPr>
-        <w:pStyle w:val="ListBullet"/>
-      </w:pPr>
-      <w:r>
-        <w:t>Marketing</w:t>
-      </w:r>
-    </w:p>
-    <w:p>
-      <w:pPr>
-        <w:pStyle w:val="ListBullet"/>
-      </w:pPr>
-      <w:r>
-        <w:t>Customer</w:t>
-      </w:r>
-    </w:p>
-    <w:p>
-      <w:pPr>
-        <w:pStyle w:val="ListBullet"/>
-      </w:pPr>
-      <w:r>
-        <w:t>Group Total</w:t>
-      </w:r>
-    </w:p>
-    <w:p>
-      <w:pPr>
-        <w:pStyle w:val="Heading1"/>
-      </w:pPr>
-      <w:r>
-        <w:t>6. Sign-off &amp; Distribution</w:t>
+        <w:t>6. Compensation band</w:t>
       </w:r>
     </w:p>
     <w:p>
       <w:r>
-        <w:t>Prepared by: Human Resources Office  ·  Reviewed by: CFO  ·  Approved by: CEO  ·  Distributed to: Board, ExCo, Risk Committee, IR, Group Strategy.</w:t>
+        <w:t>Grade M5 | Base salary band: MYR 18,000 - 26,000 per month | Variable bonus target: 25% of base | Group long-term incentive eligibility: Yes (after 12 months)</w:t>
       </w:r>
     </w:p>
     <w:sectPr>
@@ -637,6 +593,10 @@
     <w:name w:val="Normal"/>
     <w:qFormat/>
     <w:rsid w:val="00FC693F"/>
+    <w:rPr>
+      <w:rFonts w:ascii="Aptos" w:hAnsi="Aptos"/>
+      <w:sz w:val="22"/>
+    </w:rPr>
   </w:style>
   <w:style w:type="paragraph" w:styleId="Header">
     <w:name w:val="header"/>

--- a/files/HR_Role_JD.docx
+++ b/files/HR_Role_JD.docx
@@ -4,220 +4,447 @@
   <w:body>
     <w:p>
       <w:pPr>
-        <w:pStyle w:val="Title"/>
+        <w:jc w:val="left"/>
       </w:pPr>
       <w:r>
         <w:rPr>
-          <w:color w:val="1F4E78"/>
+          <w:b/>
+          <w:color w:val="6B7280"/>
+          <w:sz w:val="18"/>
         </w:rPr>
-        <w:t>Job Description - Senior Manager, Group Internal Audit</w:t>
-      </w:r>
-    </w:p>
-    <w:p>
-      <w:r>
-        <w:t>Position: Senior Manager, Group Internal Audit | Reports to: Chief Internal Auditor | Function: Internal Audit | Grade: M5 | Location: KL Sentral</w:t>
+        <w:t>ZAVA CONGLOMERATE</w:t>
       </w:r>
     </w:p>
     <w:p>
       <w:pPr>
-        <w:pStyle w:val="Heading1"/>
+        <w:spacing w:after="40"/>
       </w:pPr>
       <w:r>
-        <w:t>1. Purpose of the role</w:t>
-      </w:r>
-    </w:p>
-    <w:p>
-      <w:r>
-        <w:t>Lead end-to-end internal audit engagements across the Group, with primary coverage of Financial Services and Investment Holdings divisions, providing independent assurance to the Board Audit Committee on risk management, control adequacy, and governance.</w:t>
+        <w:rPr>
+          <w:b/>
+          <w:color w:val="1F2D55"/>
+          <w:sz w:val="44"/>
+        </w:rPr>
+        <w:t>HR Role JD</w:t>
       </w:r>
     </w:p>
     <w:p>
       <w:pPr>
-        <w:pStyle w:val="Heading1"/>
+        <w:spacing w:after="200"/>
       </w:pPr>
       <w:r>
-        <w:t>2. Key responsibilities</w:t>
+        <w:rPr>
+          <w:i/>
+          <w:color w:val="4B5B7C"/>
+          <w:sz w:val="22"/>
+        </w:rPr>
+        <w:t>Working Document · Zava Conglomerate</w:t>
+      </w:r>
+    </w:p>
+    <w:p>
+      <w:pPr>
+        <w:spacing w:after="40"/>
+      </w:pPr>
+      <w:r>
+        <w:rPr>
+          <w:b/>
+          <w:color w:val="1F2D55"/>
+          <w:sz w:val="20"/>
+        </w:rPr>
+        <w:t xml:space="preserve">Document reference:  </w:t>
+      </w:r>
+      <w:r>
+        <w:rPr>
+          <w:sz w:val="20"/>
+        </w:rPr>
+        <w:t>DOC-2025-746</w:t>
+      </w:r>
+    </w:p>
+    <w:p>
+      <w:pPr>
+        <w:spacing w:after="40"/>
+      </w:pPr>
+      <w:r>
+        <w:rPr>
+          <w:b/>
+          <w:color w:val="1F2D55"/>
+          <w:sz w:val="20"/>
+        </w:rPr>
+        <w:t xml:space="preserve">Prepared by:  </w:t>
+      </w:r>
+      <w:r>
+        <w:rPr>
+          <w:sz w:val="20"/>
+        </w:rPr>
+        <w:t>Zava Conglomerate working team</w:t>
+      </w:r>
+    </w:p>
+    <w:p>
+      <w:pPr>
+        <w:spacing w:after="40"/>
+      </w:pPr>
+      <w:r>
+        <w:rPr>
+          <w:b/>
+          <w:color w:val="1F2D55"/>
+          <w:sz w:val="20"/>
+        </w:rPr>
+        <w:t xml:space="preserve">Date:  </w:t>
+      </w:r>
+      <w:r>
+        <w:rPr>
+          <w:sz w:val="20"/>
+        </w:rPr>
+        <w:t>19 May 2026</w:t>
+      </w:r>
+    </w:p>
+    <w:p>
+      <w:pPr>
+        <w:spacing w:after="40"/>
+      </w:pPr>
+      <w:r>
+        <w:rPr>
+          <w:b/>
+          <w:color w:val="1F2D55"/>
+          <w:sz w:val="20"/>
+        </w:rPr>
+        <w:t xml:space="preserve">Classification:  </w:t>
+      </w:r>
+      <w:r>
+        <w:rPr>
+          <w:sz w:val="20"/>
+        </w:rPr>
+        <w:t>Internal</w:t>
+      </w:r>
+    </w:p>
+    <w:p>
+      <w:pPr>
+        <w:spacing w:after="40"/>
+      </w:pPr>
+      <w:r>
+        <w:rPr>
+          <w:b/>
+          <w:color w:val="1F2D55"/>
+          <w:sz w:val="20"/>
+        </w:rPr>
+        <w:t xml:space="preserve">Source file:  </w:t>
+      </w:r>
+      <w:r>
+        <w:rPr>
+          <w:sz w:val="20"/>
+        </w:rPr>
+        <w:t>HR_Role_JD.docx</w:t>
+      </w:r>
+    </w:p>
+    <w:p>
+      <w:pPr>
+        <w:spacing w:before="240" w:after="80"/>
+      </w:pPr>
+      <w:r>
+        <w:rPr>
+          <w:b/>
+          <w:color w:val="1F2D55"/>
+          <w:sz w:val="26"/>
+        </w:rPr>
+        <w:t>1. Purpose and context</w:t>
+      </w:r>
+    </w:p>
+    <w:p>
+      <w:pPr>
+        <w:spacing w:after="80"/>
+      </w:pPr>
+      <w:r>
+        <w:rPr>
+          <w:i w:val="0"/>
+          <w:sz w:val="20"/>
+        </w:rPr>
+        <w:t>This document covers the subject matter referenced in the title above (HR Role JD). It captures the working materials assembled for review by the relevant stakeholders. The intent is to provide enough context, evidence and recommendations to enable a sound decision or next action.</w:t>
+      </w:r>
+    </w:p>
+    <w:p>
+      <w:pPr>
+        <w:spacing w:before="240" w:after="80"/>
+      </w:pPr>
+      <w:r>
+        <w:rPr>
+          <w:b/>
+          <w:color w:val="1F2D55"/>
+          <w:sz w:val="26"/>
+        </w:rPr>
+        <w:t>2. Background</w:t>
+      </w:r>
+    </w:p>
+    <w:p>
+      <w:pPr>
+        <w:spacing w:after="80"/>
+      </w:pPr>
+      <w:r>
+        <w:rPr>
+          <w:i w:val="0"/>
+          <w:sz w:val="20"/>
+        </w:rPr>
+        <w:t>The work documented here has been developed over several weeks by a small team drawn from the relevant divisions and Group functions. It builds on earlier analyses (see Appendix A) and incorporates the feedback received from the first review with the sponsor.</w:t>
+      </w:r>
+    </w:p>
+    <w:p>
+      <w:pPr>
+        <w:spacing w:before="240" w:after="80"/>
+      </w:pPr>
+      <w:r>
+        <w:rPr>
+          <w:b/>
+          <w:color w:val="1F2D55"/>
+          <w:sz w:val="26"/>
+        </w:rPr>
+        <w:t>3. Approach and methodology</w:t>
+      </w:r>
+    </w:p>
+    <w:p>
+      <w:pPr>
+        <w:spacing w:after="80"/>
+      </w:pPr>
+      <w:r>
+        <w:rPr>
+          <w:i w:val="0"/>
+          <w:sz w:val="20"/>
+        </w:rPr>
+        <w:t>Three lines of evidence were combined: (i) review of policy and process documentation; (ii) extraction and analysis of transactional and operational data; (iii) interviews with knowledgeable stakeholders. Where possible, findings were triangulated across two or more of these sources.</w:t>
+      </w:r>
+    </w:p>
+    <w:p>
+      <w:pPr>
+        <w:spacing w:before="240" w:after="80"/>
+      </w:pPr>
+      <w:r>
+        <w:rPr>
+          <w:b/>
+          <w:color w:val="1F2D55"/>
+          <w:sz w:val="26"/>
+        </w:rPr>
+        <w:t>4. Key findings</w:t>
+      </w:r>
+    </w:p>
+    <w:p>
+      <w:pPr>
+        <w:spacing w:after="80"/>
+      </w:pPr>
+      <w:r>
+        <w:rPr>
+          <w:i w:val="0"/>
+          <w:sz w:val="20"/>
+        </w:rPr>
+        <w:t>The analysis surfaced six findings of material interest. Two are positive observations confirming that current arrangements are working well in the areas examined. Four are issues warranting action — two in the near term, two on a 6-12 month horizon. Each finding is documented with quantified evidence in the relevant appendix.</w:t>
+      </w:r>
+    </w:p>
+    <w:p>
+      <w:pPr>
+        <w:spacing w:before="240" w:after="80"/>
+      </w:pPr>
+      <w:r>
+        <w:rPr>
+          <w:b/>
+          <w:color w:val="1F2D55"/>
+          <w:sz w:val="26"/>
+        </w:rPr>
+        <w:t>5. Implications for the business</w:t>
+      </w:r>
+    </w:p>
+    <w:p>
+      <w:pPr>
+        <w:spacing w:after="80"/>
+      </w:pPr>
+      <w:r>
+        <w:rPr>
+          <w:i w:val="0"/>
+          <w:sz w:val="20"/>
+        </w:rPr>
+        <w:t>If acted on, the recommendations would deliver three benefits: improved decision speed, reduced exception rate, and a measurable cost-to-serve improvement. The expected financial impact is in the range of MYR 12-28m annual run-rate, depending on the pace and depth of implementation.</w:t>
+      </w:r>
+    </w:p>
+    <w:p>
+      <w:pPr>
+        <w:spacing w:before="240" w:after="80"/>
+      </w:pPr>
+      <w:r>
+        <w:rPr>
+          <w:b/>
+          <w:color w:val="1F2D55"/>
+          <w:sz w:val="26"/>
+        </w:rPr>
+        <w:t>6. Recommendations</w:t>
+      </w:r>
+    </w:p>
+    <w:p>
+      <w:pPr>
+        <w:spacing w:after="80"/>
+      </w:pPr>
+      <w:r>
+        <w:rPr>
+          <w:i w:val="0"/>
+          <w:sz w:val="20"/>
+        </w:rPr>
+        <w:t>Six recommendations are proposed. Each is sized, sponsored and resourced. Each has a defined first milestone within 90 days and a target completion within 12-18 months. The recommendations are sequenced to avoid overload on any single division or function.</w:t>
+      </w:r>
+    </w:p>
+    <w:p>
+      <w:pPr>
+        <w:spacing w:before="240" w:after="80"/>
+      </w:pPr>
+      <w:r>
+        <w:rPr>
+          <w:b/>
+          <w:color w:val="1F2D55"/>
+          <w:sz w:val="26"/>
+        </w:rPr>
+        <w:t>7. Risks and mitigations</w:t>
+      </w:r>
+    </w:p>
+    <w:p>
+      <w:pPr>
+        <w:spacing w:after="80"/>
+      </w:pPr>
+      <w:r>
+        <w:rPr>
+          <w:i w:val="0"/>
+          <w:sz w:val="20"/>
+        </w:rPr>
+        <w:t>The principal risks are change-management capacity, talent availability and the interaction with the existing strategic-initiative portfolio. Each risk has a defined owner and mitigation plan; the residual risk after mitigation is assessed as low to medium.</w:t>
+      </w:r>
+    </w:p>
+    <w:p>
+      <w:pPr>
+        <w:spacing w:before="240" w:after="80"/>
+      </w:pPr>
+      <w:r>
+        <w:rPr>
+          <w:b/>
+          <w:color w:val="1F2D55"/>
+          <w:sz w:val="26"/>
+        </w:rPr>
+        <w:t>8. Next steps</w:t>
+      </w:r>
+    </w:p>
+    <w:p>
+      <w:pPr>
+        <w:spacing w:after="80"/>
+      </w:pPr>
+      <w:r>
+        <w:rPr>
+          <w:i w:val="0"/>
+          <w:sz w:val="20"/>
+        </w:rPr>
+        <w:t>The next steps are (a) review and endorsement by the sponsor, (b) socialisation with the affected divisions, (c) finalisation of the implementation plan with named owners and milestones, and (d) inclusion in the quarterly leadership review cadence from Q3 FY2026.</w:t>
+      </w:r>
+    </w:p>
+    <w:p>
+      <w:pPr>
+        <w:spacing w:before="240" w:after="80"/>
+      </w:pPr>
+      <w:r>
+        <w:rPr>
+          <w:b/>
+          <w:color w:val="1F2D55"/>
+          <w:sz w:val="26"/>
+        </w:rPr>
+        <w:t>9. Appendices</w:t>
+      </w:r>
+    </w:p>
+    <w:p>
+      <w:pPr>
+        <w:spacing w:after="80"/>
+      </w:pPr>
+      <w:r>
+        <w:rPr>
+          <w:i w:val="0"/>
+          <w:sz w:val="20"/>
+        </w:rPr>
+        <w:t>Appendix A — prior analyses and source materials. Appendix B — detailed data and methodology notes. Appendix C — interview list and themes. Appendix D — benchmark references. Appendix E — implementation Gantt chart.</w:t>
+      </w:r>
+    </w:p>
+    <w:p>
+      <w:pPr>
+        <w:spacing w:before="240" w:after="80"/>
+      </w:pPr>
+      <w:r>
+        <w:rPr>
+          <w:b/>
+          <w:color w:val="1F2D55"/>
+          <w:sz w:val="26"/>
+        </w:rPr>
+        <w:t>Working bullets</w:t>
       </w:r>
     </w:p>
     <w:p>
       <w:pPr>
         <w:pStyle w:val="ListBullet"/>
+        <w:spacing w:after="40"/>
       </w:pPr>
       <w:r>
-        <w:t>Plan and execute 8-10 risk-based audit engagements per year across assigned coverage</w:t>
+        <w:rPr>
+          <w:sz w:val="20"/>
+        </w:rPr>
+        <w:t>Decision sought: endorse the approach; approve the named sponsor; allocate the proposed budget.</w:t>
       </w:r>
     </w:p>
     <w:p>
       <w:pPr>
         <w:pStyle w:val="ListBullet"/>
+        <w:spacing w:after="40"/>
       </w:pPr>
       <w:r>
-        <w:t>Lead an audit team of 3-4 auditors; coach and develop junior team members</w:t>
+        <w:rPr>
+          <w:sz w:val="20"/>
+        </w:rPr>
+        <w:t>Sponsor: Hadar Caspit (Group CFO) for finance-related work; Mod Admin for strategy-led work.</w:t>
       </w:r>
     </w:p>
     <w:p>
       <w:pPr>
         <w:pStyle w:val="ListBullet"/>
+        <w:spacing w:after="40"/>
       </w:pPr>
       <w:r>
-        <w:t>Present findings and recommendations to senior management and the Audit Committee</w:t>
+        <w:rPr>
+          <w:sz w:val="20"/>
+        </w:rPr>
+        <w:t>Cadence: GroupExCo monthly review until first checkpoint; quarterly thereafter.</w:t>
       </w:r>
     </w:p>
     <w:p>
       <w:pPr>
         <w:pStyle w:val="ListBullet"/>
+        <w:spacing w:after="40"/>
       </w:pPr>
       <w:r>
-        <w:t>Follow-up on management action plans; escalate overdue items per CAE protocol</w:t>
+        <w:rPr>
+          <w:sz w:val="20"/>
+        </w:rPr>
+        <w:t>Communications: cascade via divisional MDs within 5 working days of decision.</w:t>
       </w:r>
     </w:p>
     <w:p>
       <w:pPr>
         <w:pStyle w:val="ListBullet"/>
+        <w:spacing w:after="40"/>
       </w:pPr>
       <w:r>
-        <w:t>Contribute to the annual risk-based audit plan and continuous risk monitoring</w:t>
+        <w:rPr>
+          <w:sz w:val="20"/>
+        </w:rPr>
+        <w:t>Sustainability: link to the Group's FY2030 strategic pillars where applicable.</w:t>
       </w:r>
     </w:p>
     <w:p>
       <w:pPr>
-        <w:pStyle w:val="ListBullet"/>
+        <w:jc w:val="center"/>
       </w:pPr>
       <w:r>
-        <w:t>Maintain proficiency in BNM, SC, Bursa, and Sarbanes-Oxley equivalent regulations</w:t>
-      </w:r>
-    </w:p>
-    <w:p>
-      <w:pPr>
-        <w:pStyle w:val="Heading1"/>
-      </w:pPr>
-      <w:r>
-        <w:t>3. Required qualifications</w:t>
-      </w:r>
-    </w:p>
-    <w:p>
-      <w:pPr>
-        <w:pStyle w:val="ListBullet"/>
-      </w:pPr>
-      <w:r>
-        <w:t>Recognised degree in Accounting, Finance, or related discipline</w:t>
-      </w:r>
-    </w:p>
-    <w:p>
-      <w:pPr>
-        <w:pStyle w:val="ListBullet"/>
-      </w:pPr>
-      <w:r>
-        <w:t>CIA, CISA, CA(M), CPA, ACCA or equivalent professional qualification</w:t>
-      </w:r>
-    </w:p>
-    <w:p>
-      <w:pPr>
-        <w:pStyle w:val="ListBullet"/>
-      </w:pPr>
-      <w:r>
-        <w:t>Minimum 8 years total experience with at least 4 in Internal Audit or Big 4 Risk Advisory</w:t>
-      </w:r>
-    </w:p>
-    <w:p>
-      <w:pPr>
-        <w:pStyle w:val="ListBullet"/>
-      </w:pPr>
-      <w:r>
-        <w:t>Demonstrated track record in Financial Services audit (Banking, Insurance, AMC)</w:t>
-      </w:r>
-    </w:p>
-    <w:p>
-      <w:pPr>
-        <w:pStyle w:val="ListBullet"/>
-      </w:pPr>
-      <w:r>
-        <w:t>IIA International Standards proficiency mandatory</w:t>
-      </w:r>
-    </w:p>
-    <w:p>
-      <w:pPr>
-        <w:pStyle w:val="Heading1"/>
-      </w:pPr>
-      <w:r>
-        <w:t>4. Preferred qualifications</w:t>
-      </w:r>
-    </w:p>
-    <w:p>
-      <w:pPr>
-        <w:pStyle w:val="ListBullet"/>
-      </w:pPr>
-      <w:r>
-        <w:t>Data analytics tooling (ACL, IDEA, Power BI, Python)</w:t>
-      </w:r>
-    </w:p>
-    <w:p>
-      <w:pPr>
-        <w:pStyle w:val="ListBullet"/>
-      </w:pPr>
-      <w:r>
-        <w:t>IT general controls audit experience</w:t>
-      </w:r>
-    </w:p>
-    <w:p>
-      <w:pPr>
-        <w:pStyle w:val="ListBullet"/>
-      </w:pPr>
-      <w:r>
-        <w:t>Bahasa Malaysia proficiency for working with regulator and management interviews</w:t>
-      </w:r>
-    </w:p>
-    <w:p>
-      <w:pPr>
-        <w:pStyle w:val="Heading1"/>
-      </w:pPr>
-      <w:r>
-        <w:t>5. Behavioural competencies</w:t>
-      </w:r>
-    </w:p>
-    <w:p>
-      <w:pPr>
-        <w:pStyle w:val="ListBullet"/>
-      </w:pPr>
-      <w:r>
-        <w:t>Stakeholder management - C-suite presence</w:t>
-      </w:r>
-    </w:p>
-    <w:p>
-      <w:pPr>
-        <w:pStyle w:val="ListBullet"/>
-      </w:pPr>
-      <w:r>
-        <w:t>Critical thinking - challenges status quo respectfully</w:t>
-      </w:r>
-    </w:p>
-    <w:p>
-      <w:pPr>
-        <w:pStyle w:val="ListBullet"/>
-      </w:pPr>
-      <w:r>
-        <w:t>Drive for results - delivers within tight timelines</w:t>
-      </w:r>
-    </w:p>
-    <w:p>
-      <w:pPr>
-        <w:pStyle w:val="ListBullet"/>
-      </w:pPr>
-      <w:r>
-        <w:t>Integrity and independence - non-negotiable</w:t>
-      </w:r>
-    </w:p>
-    <w:p>
-      <w:pPr>
-        <w:pStyle w:val="Heading1"/>
-      </w:pPr>
-      <w:r>
-        <w:t>6. Compensation band</w:t>
-      </w:r>
-    </w:p>
-    <w:p>
-      <w:r>
-        <w:t>Grade M5 | Base salary band: MYR 18,000 - 26,000 per month | Variable bonus target: 25% of base | Group long-term incentive eligibility: Yes (after 12 months)</w:t>
+        <w:rPr>
+          <w:i/>
+          <w:color w:val="9CA3AF"/>
+          <w:sz w:val="16"/>
+        </w:rPr>
+        <w:t>— END OF DOCUMENT —</w:t>
       </w:r>
     </w:p>
     <w:sectPr>
@@ -593,10 +820,6 @@
     <w:name w:val="Normal"/>
     <w:qFormat/>
     <w:rsid w:val="00FC693F"/>
-    <w:rPr>
-      <w:rFonts w:ascii="Aptos" w:hAnsi="Aptos"/>
-      <w:sz w:val="22"/>
-    </w:rPr>
   </w:style>
   <w:style w:type="paragraph" w:styleId="Header">
     <w:name w:val="header"/>
